--- a/releases/v0.6.0/Gauntlet_v0.6.0_Reference_Guide.docx
+++ b/releases/v0.6.0/Gauntlet_v0.6.0_Reference_Guide.docx
@@ -1789,7 +1789,7 @@
             <w:bCs/>
             <w:b/>
           </w:rPr>
-          <w:t xml:space="preserve">gauntlet.run</w:t>
+          <w:t xml:space="preserve">tymonius.github.io/Gauntlet</w:t>
         </w:r>
       </w:hyperlink>
       <w:r>

--- a/releases/v0.6.0/Gauntlet_v0.6.0_Reference_Guide.docx
+++ b/releases/v0.6.0/Gauntlet_v0.6.0_Reference_Guide.docx
@@ -1789,7 +1789,7 @@
             <w:bCs/>
             <w:b/>
           </w:rPr>
-          <w:t xml:space="preserve">tymonius.github.io/Gauntlet</w:t>
+          <w:t xml:space="preserve">gauntlet.run</w:t>
         </w:r>
       </w:hyperlink>
       <w:r>

--- a/releases/v0.6.0/Gauntlet_v0.6.0_Reference_Guide.docx
+++ b/releases/v0.6.0/Gauntlet_v0.6.0_Reference_Guide.docx
@@ -48,6 +48,11 @@
       </w:r>
       <w:r>
         <w:t xml:space="preserve">2026</w:t>
+      </w:r>
+    </w:p>
+    <w:p>
+      <w:r>
+        <w:br w:type="page"/>
       </w:r>
     </w:p>
     <w:bookmarkStart w:id="20" w:name="setup"/>

--- a/releases/v0.6.0/Gauntlet_v0.6.0_Reference_Guide.docx
+++ b/releases/v0.6.0/Gauntlet_v0.6.0_Reference_Guide.docx
@@ -203,7 +203,7 @@
         <w:pStyle w:val="Compact"/>
       </w:pPr>
       <w:r>
-        <w:t xml:space="preserve">Advance, hold, or withdraw; resolve any battle.</w:t>
+        <w:t xml:space="preserve">Advance, hold, or withdraw. If movement begins a battle, resolve it immediately; the battle ends that movement and any remaining movement is lost unless an effect explicitly permits further movement.</w:t>
       </w:r>
     </w:p>
     <w:p>

--- a/releases/v0.6.0/Gauntlet_v0.6.0_Reference_Guide.docx
+++ b/releases/v0.6.0/Gauntlet_v0.6.0_Reference_Guide.docx
@@ -403,7 +403,7 @@
         <w:pStyle w:val="Compact"/>
       </w:pPr>
       <w:r>
-        <w:t xml:space="preserve">Advance beyond it to initiate the opponent’s Last Stand.</w:t>
+        <w:t xml:space="preserve">Advance beyond it; the opponent makes a Last Stand.</w:t>
       </w:r>
     </w:p>
     <w:p>
@@ -415,7 +415,7 @@
         <w:pStyle w:val="Compact"/>
       </w:pPr>
       <w:r>
-        <w:t xml:space="preserve">The defender has Defender’s Advantage and +1.</w:t>
+        <w:t xml:space="preserve">During this battle, the defender has Defender’s Advantage and +1.</w:t>
       </w:r>
     </w:p>
     <w:p>
@@ -427,7 +427,7 @@
         <w:pStyle w:val="Compact"/>
       </w:pPr>
       <w:r>
-        <w:t xml:space="preserve">Win the Last Stand to run the Gauntlet and win.</w:t>
+        <w:t xml:space="preserve">Win the battle to run the Gauntlet and win.</w:t>
       </w:r>
     </w:p>
     <w:bookmarkEnd w:id="23"/>
